--- a/app/dogovor-bubnovsky-talgat.docx
+++ b/app/dogovor-bubnovsky-talgat.docx
@@ -48,7 +48,7 @@
           <w:sz w:val="20"/>
           <w:szCs w:val="20"/>
         </w:rPr>
-        <w:t xml:space="preserve">Система учёта пациентов, записи и абонементов «ЛФК Центр Бубновского · Уральск»</w:t>
+        <w:t xml:space="preserve">Система учёта пациентов, записи и абонементов «ЛФК Центр Бубновского · Уральск · Костанай»</w:t>
       </w:r>
     </w:p>
     <w:tbl>
@@ -125,7 +125,7 @@
                 <w:sz w:val="20"/>
                 <w:szCs w:val="20"/>
               </w:rPr>
-              <w:t xml:space="preserve">26 октября 2026 г.</w:t>
+              <w:t xml:space="preserve">27 октября 2026 г.</w:t>
             </w:r>
           </w:p>
         </w:tc>
@@ -150,7 +150,7 @@
           <w:sz w:val="20"/>
           <w:szCs w:val="20"/>
         </w:rPr>
-        <w:t xml:space="preserve">ИП «STUDYSTORIES.APP», БИН 880607300110, в лице индивидуального предпринимателя Цай Платона Львовича, действующего на основании уведомления о начале деятельности в качестве индивидуального предпринимателя (далее — «Исполнитель»), с одной стороны, и ИП / ТОО «__________________», БИН __________________, в лице __________________, действующего на основании __________________ (далее — «Заказчик»), с другой стороны, совместно именуемые «Стороны», заключили настоящий Договор о нижеследующем.</w:t>
+        <w:t xml:space="preserve">ИП «STUDYSTORIES.APP», БИН 880607300110, в лице индивидуального предпринимателя Цай Платона Львовича, действующего на основании уведомления о начале деятельности в качестве индивидуального предпринимателя (далее — «Исполнитель»), с одной стороны, и ТОО «Центр кинезиса Костанай», БИН 150740002754, в лице директора Бляловой Дариги Бауржановны, действующей на основании Устава (далее — «Заказчик»), с другой стороны, совместно именуемые «Стороны», заключили настоящий Договор о нижеследующем.</w:t>
       </w:r>
     </w:p>
     <w:p>
@@ -197,7 +197,7 @@
           <w:sz w:val="20"/>
           <w:szCs w:val="20"/>
         </w:rPr>
-        <w:t xml:space="preserve">Исполнитель обязуется разработать и передать программное обеспечение — систему учёта пациентов, записи, абонементов и оплат для центра доктора Бубновского в г. Уральск (далее — «Система»), а Заказчик обязуется принять и оплатить свою долю работ на условиях Договора.</w:t>
+        <w:t xml:space="preserve">Исполнитель обязуется разработать и передать программное обеспечение — систему учёта пациентов, записи, абонементов и оплат для центров доктора Бубновского заказчиков в г. Уральск и г. Костанай (далее — «Система»), а Заказчик обязуется принять и оплатить свою долю работ на условиях Договора.</w:t>
       </w:r>
     </w:p>
     <w:p>
@@ -237,7 +237,7 @@
           <w:sz w:val="20"/>
           <w:szCs w:val="20"/>
         </w:rPr>
-        <w:t xml:space="preserve"> Система создаётся одна, общая, по заказу двух заказчиков: Заказчика по настоящему Договору и второго заказчика (Тимур) по договору № BUB-2026-01 от 26.10.2026 с аналогичными условиями (далее — «Второй заказчик»). Каждый из заказчиков оплачивает </w:t>
+        <w:t xml:space="preserve"> Система создаётся одна, общая, по заказу двух заказчиков: Заказчика по настоящему Договору и второго заказчика (Тимур) по договору № BUB-2026-01 от 27.10.2026 с аналогичными условиями (далее — «Второй заказчик»). Каждый из заказчиков оплачивает </w:t>
       </w:r>
       <w:r>
         <w:rPr>
@@ -437,7 +437,7 @@
           <w:sz w:val="20"/>
           <w:szCs w:val="20"/>
         </w:rPr>
-        <w:t xml:space="preserve">В предмет Договора не входят: мобильное приложение для App Store и Google Play, сайт, обмен с 1С, системы для других центров и городов, оплата тарифов сторонних сервисов. Эти работы при необходимости оформляются отдельным соглашением.</w:t>
+        <w:t xml:space="preserve">В предмет Договора не входят: мобильное приложение для App Store и Google Play, сайт, обмен с 1С, подключение центров, кроме центров заказчиков в г. Уральск и г. Костанай, оплата тарифов сторонних сервисов. Эти работы при необходимости оформляются отдельным соглашением.</w:t>
       </w:r>
     </w:p>
     <w:p>
@@ -2079,7 +2079,7 @@
           <w:sz w:val="20"/>
           <w:szCs w:val="20"/>
         </w:rPr>
-        <w:t xml:space="preserve">В течение 3 (трёх) месяцев с даты акта сдачи Исполнитель бесплатно исправляет ошибки Системы и консультирует сотрудников. Срок реакции — 1 рабочий день.</w:t>
+        <w:t xml:space="preserve">В течение 3 (трёх) месяцев с даты акта сдачи Системы и передачи заказчикам ключей — исходного кода, доступов к серверу и административных учётных записей (пункт 5.2) — Исполнитель бесплатно исправляет ошибки Системы и консультирует сотрудников. Срок реакции — 1 рабочий день.</w:t>
       </w:r>
     </w:p>
     <w:p>
@@ -2547,7 +2547,27 @@
           <w:sz w:val="20"/>
           <w:szCs w:val="20"/>
         </w:rPr>
-        <w:t xml:space="preserve">Договор вступает в силу с даты подписания и действует до полного исполнения обязательств.</w:t>
+        <w:t xml:space="preserve">Договор вступает в силу с даты подписания и действует </w:t>
+      </w:r>
+      <w:r>
+        <w:rPr>
+          <w:rFonts w:ascii="Arial" w:cs="Arial" w:eastAsia="Arial" w:hAnsi="Arial"/>
+          <w:b/>
+          <w:bCs/>
+          <w:sz w:val="20"/>
+          <w:szCs w:val="20"/>
+        </w:rPr>
+        <w:t xml:space="preserve">до 31 декабря 2027 года</w:t>
+      </w:r>
+      <w:r>
+        <w:rPr>
+          <w:rFonts w:ascii="Arial" w:cs="Arial" w:eastAsia="Arial" w:hAnsi="Arial"/>
+          <w:b w:val="false"/>
+          <w:bCs w:val="false"/>
+          <w:sz w:val="20"/>
+          <w:szCs w:val="20"/>
+        </w:rPr>
+        <w:t xml:space="preserve">. Окончание срока действия не освобождает Стороны от исполнения обязательств, не исполненных к этой дате, включая оплату и гарантийную поддержку по разделу 7.</w:t>
       </w:r>
     </w:p>
     <w:p>
@@ -2930,7 +2950,7 @@
                 <w:sz w:val="18"/>
                 <w:szCs w:val="18"/>
               </w:rPr>
-              <w:t xml:space="preserve">ИП / ТОО «__________________»</w:t>
+              <w:t xml:space="preserve">ТОО «Центр кинезиса Костанай»</w:t>
             </w:r>
           </w:p>
           <w:p>
@@ -2946,7 +2966,7 @@
                 <w:sz w:val="18"/>
                 <w:szCs w:val="18"/>
               </w:rPr>
-              <w:t xml:space="preserve">БИН / ИИН __________________</w:t>
+              <w:t xml:space="preserve">БИН 150740002754</w:t>
             </w:r>
           </w:p>
           <w:p>
@@ -2962,7 +2982,7 @@
                 <w:sz w:val="18"/>
                 <w:szCs w:val="18"/>
               </w:rPr>
-              <w:t xml:space="preserve">Адрес: __________________</w:t>
+              <w:t xml:space="preserve">Адрес: 110000, Костанайская обл., г. Костанай, пр. Абая, д. 147, н.п. 2</w:t>
             </w:r>
           </w:p>
           <w:p>
@@ -2978,7 +2998,7 @@
                 <w:sz w:val="18"/>
                 <w:szCs w:val="18"/>
               </w:rPr>
-              <w:t xml:space="preserve">ИИК __________________</w:t>
+              <w:t xml:space="preserve">ИИК KZ69722S000014120830</w:t>
             </w:r>
           </w:p>
           <w:p>
@@ -2994,7 +3014,7 @@
                 <w:sz w:val="18"/>
                 <w:szCs w:val="18"/>
               </w:rPr>
-              <w:t xml:space="preserve">Банк __________________ · БИК ________</w:t>
+              <w:t xml:space="preserve">АО «Kaspi Bank» · БИК CASPKZKA · КБе 17</w:t>
             </w:r>
           </w:p>
           <w:p>
@@ -3010,7 +3030,7 @@
                 <w:sz w:val="18"/>
                 <w:szCs w:val="18"/>
               </w:rPr>
-              <w:t xml:space="preserve">Руководитель: Талгат __________________</w:t>
+              <w:t xml:space="preserve">Директор: Блялова Дарига Бауржановна</w:t>
             </w:r>
           </w:p>
           <w:p>
@@ -3026,7 +3046,7 @@
                 <w:sz w:val="18"/>
                 <w:szCs w:val="18"/>
               </w:rPr>
-              <w:t xml:space="preserve">Тел.: __________________</w:t>
+              <w:t xml:space="preserve">Эл. почта: Kostanay-kinezis@mail.ru</w:t>
             </w:r>
           </w:p>
           <w:p>
@@ -3048,7 +3068,7 @@
                 <w:sz w:val="20"/>
                 <w:szCs w:val="20"/>
               </w:rPr>
-              <w:t xml:space="preserve">_______________ / Талгат ________ /</w:t>
+              <w:t xml:space="preserve">_______________ / Блялова Д. Б. /</w:t>
             </w:r>
           </w:p>
           <w:p>
@@ -3090,7 +3110,7 @@
           <w:sz w:val="18"/>
           <w:szCs w:val="18"/>
         </w:rPr>
-        <w:t xml:space="preserve">Приложение № 1 к Договору № BUB-2026-02 от 26.10.2026</w:t>
+        <w:t xml:space="preserve">Приложение № 1 к Договору № BUB-2026-02 от 27.10.2026</w:t>
       </w:r>
     </w:p>
     <w:p>
@@ -3123,7 +3143,7 @@
           <w:sz w:val="20"/>
           <w:szCs w:val="20"/>
         </w:rPr>
-        <w:t xml:space="preserve">Система учёта пациентов, записи и абонементов · ЛФК Центр Бубновского · Уральск</w:t>
+        <w:t xml:space="preserve">Система учёта пациентов, записи и абонементов · ЛФК Центр Бубновского · Уральск · Костанай</w:t>
       </w:r>
     </w:p>
     <w:p>
@@ -5640,7 +5660,7 @@
                 <w:sz w:val="20"/>
                 <w:szCs w:val="20"/>
               </w:rPr>
-              <w:t xml:space="preserve">ИП / ТОО «__________________»</w:t>
+              <w:t xml:space="preserve">ТОО «Центр кинезиса Костанай»</w:t>
             </w:r>
           </w:p>
           <w:p>
@@ -5656,7 +5676,7 @@
                 <w:sz w:val="20"/>
                 <w:szCs w:val="20"/>
               </w:rPr>
-              <w:t xml:space="preserve">_______________ / Талгат ________ /</w:t>
+              <w:t xml:space="preserve">_______________ / Блялова Д. Б. /</w:t>
             </w:r>
           </w:p>
           <w:p>
@@ -5698,7 +5718,7 @@
           <w:sz w:val="18"/>
           <w:szCs w:val="18"/>
         </w:rPr>
-        <w:t xml:space="preserve">Приложение № 2 к Договору № BUB-2026-02 от 26.10.2026</w:t>
+        <w:t xml:space="preserve">Приложение № 2 к Договору № BUB-2026-02 от 27.10.2026</w:t>
       </w:r>
     </w:p>
     <w:p>
@@ -6650,7 +6670,7 @@
                 <w:sz w:val="18"/>
                 <w:szCs w:val="18"/>
               </w:rPr>
-              <w:t xml:space="preserve">Оплата по договору № BUB-2026-02 от 26.10.2026 за разработку программного обеспечения (доля 50%), этап ___. Без НДС</w:t>
+              <w:t xml:space="preserve">Оплата по договору № BUB-2026-02 от 27.10.2026 за разработку программного обеспечения (доля 50%), этап ___. Без НДС</w:t>
             </w:r>
           </w:p>
         </w:tc>
@@ -6692,7 +6712,7 @@
           <w:sz w:val="20"/>
           <w:szCs w:val="20"/>
         </w:rPr>
-        <w:t xml:space="preserve">АКТ ВЫПОЛНЕННЫХ РАБОТ № ___ от «___» __________ 2026 г. к Договору № BUB-2026-02 от 26 октября 2026 г.</w:t>
+        <w:t xml:space="preserve">АКТ ВЫПОЛНЕННЫХ РАБОТ № ___ от «___» __________ 20___ г. к Договору № BUB-2026-02 от 27 октября 2026 г.</w:t>
       </w:r>
     </w:p>
     <w:p>
@@ -6708,7 +6728,7 @@
           <w:sz w:val="20"/>
           <w:szCs w:val="20"/>
         </w:rPr>
-        <w:t xml:space="preserve">ИП «STUDYSTORIES.APP» (Исполнитель) и ИП / ТОО «__________________» (Заказчик) составили настоящий акт о том, что Исполнитель выполнил, а Заказчик принял работы по этапу: ____________________________________ (разделы Приложения № 1: __________). Стоимость этапа в части доли Заказчика (50%) — __________ тенге, без НДС. Работы выполнены в полном объёме и в срок, претензий у Заказчика нет.</w:t>
+        <w:t xml:space="preserve">ИП «STUDYSTORIES.APP» (Исполнитель) и ТОО «Центр кинезиса Костанай» (Заказчик) составили настоящий акт о том, что Исполнитель выполнил, а Заказчик принял работы по этапу: ____________________________________ (разделы Приложения № 1: __________). Стоимость этапа в части доли Заказчика (50%) — __________ тенге, без НДС. Работы выполнены в полном объёме и в срок, претензий у Заказчика нет.</w:t>
       </w:r>
     </w:p>
     <w:p>
@@ -6856,7 +6876,7 @@
                 <w:sz w:val="20"/>
                 <w:szCs w:val="20"/>
               </w:rPr>
-              <w:t xml:space="preserve">ИП / ТОО «__________________»</w:t>
+              <w:t xml:space="preserve">ТОО «Центр кинезиса Костанай»</w:t>
             </w:r>
           </w:p>
           <w:p>
@@ -6872,7 +6892,7 @@
                 <w:sz w:val="20"/>
                 <w:szCs w:val="20"/>
               </w:rPr>
-              <w:t xml:space="preserve">_______________ / Талгат ________ /</w:t>
+              <w:t xml:space="preserve">_______________ / Блялова Д. Б. /</w:t>
             </w:r>
           </w:p>
           <w:p>
